--- a/数学建模/paper/药材的烘干问题.docx
+++ b/数学建模/paper/药材的烘干问题.docx
@@ -2444,41 +2444,188 @@
           <w:b w:val="0"/>
           <w:sz w:val="24"/>
         </w:rPr>
-        <w:t>采用守恒型有限体积法离散空间。对控制体 [r</w:t>
-      </w:r>
-      <w:r>
-        <w:rPr>
-          <w:rFonts w:ascii="Times New Roman" w:hAnsi="Times New Roman" w:eastAsia="宋体"/>
-          <w:b w:val="0"/>
-          <w:sz w:val="24"/>
-          <w:vertAlign w:val="subscript"/>
-        </w:rPr>
-        <w:t>j−1/2</w:t>
-      </w:r>
-      <w:r>
-        <w:rPr>
-          <w:rFonts w:ascii="Times New Roman" w:hAnsi="Times New Roman" w:eastAsia="宋体"/>
-          <w:b w:val="0"/>
-          <w:sz w:val="24"/>
-        </w:rPr>
-        <w:t>, r</w:t>
-      </w:r>
-      <w:r>
-        <w:rPr>
-          <w:rFonts w:ascii="Times New Roman" w:hAnsi="Times New Roman" w:eastAsia="宋体"/>
-          <w:b w:val="0"/>
-          <w:sz w:val="24"/>
-          <w:vertAlign w:val="subscript"/>
-        </w:rPr>
-        <w:t>j+1/2</w:t>
-      </w:r>
-      <w:r>
-        <w:rPr>
-          <w:rFonts w:ascii="Times New Roman" w:hAnsi="Times New Roman" w:eastAsia="宋体"/>
-          <w:b w:val="0"/>
-          <w:sz w:val="24"/>
-        </w:rPr>
-        <w:t>] 积分式(1)(2)，得半离散格式：</w:t>
+        <w:t>方程(1)(2)为含 1/r 奇异项的抛物型偏微分方程，难以求得解析解，采用有限差分法离散求解。其基本思想是：先将连续求解区域用离散网格代替，再把节点上的偏导数用相邻节点函数值的差商近似，从而把偏微分方程化为可求解的代数方程组。对 r∈[0,R]、t∈[0,t</w:t>
+      </w:r>
+      <w:r>
+        <w:rPr>
+          <w:rFonts w:ascii="Times New Roman" w:hAnsi="Times New Roman" w:eastAsia="宋体"/>
+          <w:b w:val="0"/>
+          <w:sz w:val="24"/>
+        </w:rPr>
+        <w:t>_</w:t>
+      </w:r>
+      <w:r>
+        <w:rPr>
+          <w:rFonts w:ascii="Times New Roman" w:hAnsi="Times New Roman" w:eastAsia="宋体"/>
+          <w:b w:val="0"/>
+          <w:sz w:val="24"/>
+        </w:rPr>
+        <w:t>end] 作网格剖分，记空间节点 r</w:t>
+      </w:r>
+      <w:r>
+        <w:rPr>
+          <w:rFonts w:ascii="Times New Roman" w:hAnsi="Times New Roman" w:eastAsia="宋体"/>
+          <w:b w:val="0"/>
+          <w:sz w:val="24"/>
+        </w:rPr>
+        <w:t>_</w:t>
+      </w:r>
+      <w:r>
+        <w:rPr>
+          <w:rFonts w:ascii="Times New Roman" w:hAnsi="Times New Roman" w:eastAsia="宋体"/>
+          <w:b w:val="0"/>
+          <w:sz w:val="24"/>
+        </w:rPr>
+        <w:t>j = jΔr（j=0,1,⋯,N，Δr=R/N）、时间层 t</w:t>
+      </w:r>
+      <w:r>
+        <w:rPr>
+          <w:rFonts w:ascii="Times New Roman" w:hAnsi="Times New Roman" w:eastAsia="宋体"/>
+          <w:b w:val="0"/>
+          <w:sz w:val="24"/>
+        </w:rPr>
+        <w:t>^</w:t>
+      </w:r>
+      <w:r>
+        <w:rPr>
+          <w:rFonts w:ascii="Times New Roman" w:hAnsi="Times New Roman" w:eastAsia="宋体"/>
+          <w:b w:val="0"/>
+          <w:sz w:val="24"/>
+        </w:rPr>
+        <w:t>n = nΔt，节点函数值 u</w:t>
+      </w:r>
+      <w:r>
+        <w:rPr>
+          <w:rFonts w:ascii="Times New Roman" w:hAnsi="Times New Roman" w:eastAsia="宋体"/>
+          <w:b w:val="0"/>
+          <w:sz w:val="24"/>
+        </w:rPr>
+        <w:t>_</w:t>
+      </w:r>
+      <w:r>
+        <w:rPr>
+          <w:rFonts w:ascii="Times New Roman" w:hAnsi="Times New Roman" w:eastAsia="宋体"/>
+          <w:b w:val="0"/>
+          <w:sz w:val="24"/>
+        </w:rPr>
+        <w:t>j</w:t>
+      </w:r>
+      <w:r>
+        <w:rPr>
+          <w:rFonts w:ascii="Times New Roman" w:hAnsi="Times New Roman" w:eastAsia="宋体"/>
+          <w:b w:val="0"/>
+          <w:sz w:val="24"/>
+        </w:rPr>
+        <w:t>^</w:t>
+      </w:r>
+      <w:r>
+        <w:rPr>
+          <w:rFonts w:ascii="Times New Roman" w:hAnsi="Times New Roman" w:eastAsia="宋体"/>
+          <w:b w:val="0"/>
+          <w:sz w:val="24"/>
+        </w:rPr>
+        <w:t>n = u(r</w:t>
+      </w:r>
+      <w:r>
+        <w:rPr>
+          <w:rFonts w:ascii="Times New Roman" w:hAnsi="Times New Roman" w:eastAsia="宋体"/>
+          <w:b w:val="0"/>
+          <w:sz w:val="24"/>
+        </w:rPr>
+        <w:t>_</w:t>
+      </w:r>
+      <w:r>
+        <w:rPr>
+          <w:rFonts w:ascii="Times New Roman" w:hAnsi="Times New Roman" w:eastAsia="宋体"/>
+          <w:b w:val="0"/>
+          <w:sz w:val="24"/>
+        </w:rPr>
+        <w:t>j,t</w:t>
+      </w:r>
+      <w:r>
+        <w:rPr>
+          <w:rFonts w:ascii="Times New Roman" w:hAnsi="Times New Roman" w:eastAsia="宋体"/>
+          <w:b w:val="0"/>
+          <w:sz w:val="24"/>
+        </w:rPr>
+        <w:t>^</w:t>
+      </w:r>
+      <w:r>
+        <w:rPr>
+          <w:rFonts w:ascii="Times New Roman" w:hAnsi="Times New Roman" w:eastAsia="宋体"/>
+          <w:b w:val="0"/>
+          <w:sz w:val="24"/>
+        </w:rPr>
+        <w:t>n)，见图 1。</w:t>
+      </w:r>
+    </w:p>
+    <w:p>
+      <w:pPr>
+        <w:spacing w:before="120" w:after="60"/>
+        <w:jc w:val="center"/>
+      </w:pPr>
+      <w:r>
+        <w:drawing>
+          <wp:inline xmlns:a="http://schemas.openxmlformats.org/drawingml/2006/main" xmlns:pic="http://schemas.openxmlformats.org/drawingml/2006/picture">
+            <wp:extent cx="5040000" cy="3560031"/>
+            <wp:docPr id="1" name="Picture 1"/>
+            <wp:cNvGraphicFramePr>
+              <a:graphicFrameLocks noChangeAspect="1"/>
+            </wp:cNvGraphicFramePr>
+            <a:graphic>
+              <a:graphicData uri="http://schemas.openxmlformats.org/drawingml/2006/picture">
+                <pic:pic>
+                  <pic:nvPicPr>
+                    <pic:cNvPr id="0" name="fig20_时空网格剖分.png"/>
+                    <pic:cNvPicPr/>
+                  </pic:nvPicPr>
+                  <pic:blipFill>
+                    <a:blip r:embed="rId10"/>
+                    <a:stretch>
+                      <a:fillRect/>
+                    </a:stretch>
+                  </pic:blipFill>
+                  <pic:spPr>
+                    <a:xfrm>
+                      <a:off x="0" y="0"/>
+                      <a:ext cx="5040000" cy="3560031"/>
+                    </a:xfrm>
+                    <a:prstGeom prst="rect"/>
+                  </pic:spPr>
+                </pic:pic>
+              </a:graphicData>
+            </a:graphic>
+          </wp:inline>
+        </w:drawing>
+      </w:r>
+    </w:p>
+    <w:p>
+      <w:pPr>
+        <w:spacing w:after="120"/>
+        <w:jc w:val="center"/>
+      </w:pPr>
+      <w:r>
+        <w:rPr>
+          <w:rFonts w:ascii="Times New Roman" w:hAnsi="Times New Roman" w:eastAsia="黑体"/>
+          <w:b w:val="0"/>
+          <w:sz w:val="21"/>
+        </w:rPr>
+        <w:t>图 1  时空网格剖分（径向 r × 时间 t，节点 u_j^n）</w:t>
+      </w:r>
+    </w:p>
+    <w:p>
+      <w:pPr>
+        <w:spacing w:line="240" w:lineRule="auto"/>
+        <w:ind w:firstLine="480"/>
+        <w:jc w:val="both"/>
+      </w:pPr>
+      <w:r>
+        <w:rPr>
+          <w:rFonts w:ascii="Times New Roman" w:hAnsi="Times New Roman" w:eastAsia="宋体"/>
+          <w:b w:val="0"/>
+          <w:sz w:val="24"/>
+        </w:rPr>
+        <w:t>导数用差商近似的基本模板为：时间方向用一阶向前差商，空间方向用二阶中心差商，即</w:t>
       </w:r>
     </w:p>
     <w:p>
@@ -2503,7 +2650,7 @@
           <w:b w:val="0"/>
           <w:sz w:val="24"/>
         </w:rPr>
-        <w:t>ρc</w:t>
+        <w:t>∂u/∂t ≈ (u</w:t>
       </w:r>
       <w:r>
         <w:rPr>
@@ -2512,15 +2659,24 @@
           <w:sz w:val="24"/>
           <w:vertAlign w:val="subscript"/>
         </w:rPr>
-        <w:t>p</w:t>
-      </w:r>
-      <w:r>
-        <w:rPr>
-          <w:rFonts w:ascii="Times New Roman" w:hAnsi="Times New Roman" w:eastAsia="宋体"/>
-          <w:b w:val="0"/>
-          <w:sz w:val="24"/>
-        </w:rPr>
-        <w:t xml:space="preserve"> V</w:t>
+        <w:t>j</w:t>
+      </w:r>
+      <w:r>
+        <w:rPr>
+          <w:rFonts w:ascii="Times New Roman" w:hAnsi="Times New Roman" w:eastAsia="宋体"/>
+          <w:b w:val="0"/>
+          <w:sz w:val="24"/>
+          <w:vertAlign w:val="superscript"/>
+        </w:rPr>
+        <w:t>n+1</w:t>
+      </w:r>
+      <w:r>
+        <w:rPr>
+          <w:rFonts w:ascii="Times New Roman" w:hAnsi="Times New Roman" w:eastAsia="宋体"/>
+          <w:b w:val="0"/>
+          <w:sz w:val="24"/>
+        </w:rPr>
+        <w:t xml:space="preserve"> - u</w:t>
       </w:r>
       <w:r>
         <w:rPr>
@@ -2536,8 +2692,17 @@
           <w:rFonts w:ascii="Times New Roman" w:hAnsi="Times New Roman" w:eastAsia="宋体"/>
           <w:b w:val="0"/>
           <w:sz w:val="24"/>
-        </w:rPr>
-        <w:t xml:space="preserve"> dT</w:t>
+          <w:vertAlign w:val="superscript"/>
+        </w:rPr>
+        <w:t>n</w:t>
+      </w:r>
+      <w:r>
+        <w:rPr>
+          <w:rFonts w:ascii="Times New Roman" w:hAnsi="Times New Roman" w:eastAsia="宋体"/>
+          <w:b w:val="0"/>
+          <w:sz w:val="24"/>
+        </w:rPr>
+        <w:t>)/Δt,   ∂²u/∂r² ≈ (u</w:t>
       </w:r>
       <w:r>
         <w:rPr>
@@ -2546,6 +2711,32 @@
           <w:sz w:val="24"/>
           <w:vertAlign w:val="subscript"/>
         </w:rPr>
+        <w:t>j-1</w:t>
+      </w:r>
+      <w:r>
+        <w:rPr>
+          <w:rFonts w:ascii="Times New Roman" w:hAnsi="Times New Roman" w:eastAsia="宋体"/>
+          <w:b w:val="0"/>
+          <w:sz w:val="24"/>
+          <w:vertAlign w:val="superscript"/>
+        </w:rPr>
+        <w:t>n</w:t>
+      </w:r>
+      <w:r>
+        <w:rPr>
+          <w:rFonts w:ascii="Times New Roman" w:hAnsi="Times New Roman" w:eastAsia="宋体"/>
+          <w:b w:val="0"/>
+          <w:sz w:val="24"/>
+        </w:rPr>
+        <w:t xml:space="preserve"> - 2u</w:t>
+      </w:r>
+      <w:r>
+        <w:rPr>
+          <w:rFonts w:ascii="Times New Roman" w:hAnsi="Times New Roman" w:eastAsia="宋体"/>
+          <w:b w:val="0"/>
+          <w:sz w:val="24"/>
+          <w:vertAlign w:val="subscript"/>
+        </w:rPr>
         <w:t>j</w:t>
       </w:r>
       <w:r>
@@ -2553,8 +2744,17 @@
           <w:rFonts w:ascii="Times New Roman" w:hAnsi="Times New Roman" w:eastAsia="宋体"/>
           <w:b w:val="0"/>
           <w:sz w:val="24"/>
-        </w:rPr>
-        <w:t>/dt = [k r ∂T/∂r]</w:t>
+          <w:vertAlign w:val="superscript"/>
+        </w:rPr>
+        <w:t>n</w:t>
+      </w:r>
+      <w:r>
+        <w:rPr>
+          <w:rFonts w:ascii="Times New Roman" w:hAnsi="Times New Roman" w:eastAsia="宋体"/>
+          <w:b w:val="0"/>
+          <w:sz w:val="24"/>
+        </w:rPr>
+        <w:t xml:space="preserve"> + u</w:t>
       </w:r>
       <w:r>
         <w:rPr>
@@ -2563,15 +2763,108 @@
           <w:sz w:val="24"/>
           <w:vertAlign w:val="subscript"/>
         </w:rPr>
-        <w:t>r_{j+1/2</w:t>
-      </w:r>
-      <w:r>
-        <w:rPr>
-          <w:rFonts w:ascii="Times New Roman" w:hAnsi="Times New Roman" w:eastAsia="宋体"/>
-          <w:b w:val="0"/>
-          <w:sz w:val="24"/>
-        </w:rPr>
-        <w:t>} - [k r ∂T/∂r]</w:t>
+        <w:t>j+1</w:t>
+      </w:r>
+      <w:r>
+        <w:rPr>
+          <w:rFonts w:ascii="Times New Roman" w:hAnsi="Times New Roman" w:eastAsia="宋体"/>
+          <w:b w:val="0"/>
+          <w:sz w:val="24"/>
+          <w:vertAlign w:val="superscript"/>
+        </w:rPr>
+        <w:t>n</w:t>
+      </w:r>
+      <w:r>
+        <w:rPr>
+          <w:rFonts w:ascii="Times New Roman" w:hAnsi="Times New Roman" w:eastAsia="宋体"/>
+          <w:b w:val="0"/>
+          <w:sz w:val="24"/>
+        </w:rPr>
+        <w:t>)/Δr²</w:t>
+      </w:r>
+    </w:p>
+    <w:p>
+      <w:pPr>
+        <w:spacing w:line="240" w:lineRule="auto"/>
+        <w:ind w:firstLine="480"/>
+        <w:jc w:val="both"/>
+      </w:pPr>
+      <w:r>
+        <w:rPr>
+          <w:rFonts w:ascii="Times New Roman" w:hAnsi="Times New Roman" w:eastAsia="宋体"/>
+          <w:b w:val="0"/>
+          <w:sz w:val="24"/>
+        </w:rPr>
+        <w:t>见图 2。</w:t>
+      </w:r>
+    </w:p>
+    <w:p>
+      <w:pPr>
+        <w:spacing w:before="120" w:after="60"/>
+        <w:jc w:val="center"/>
+      </w:pPr>
+      <w:r>
+        <w:drawing>
+          <wp:inline xmlns:a="http://schemas.openxmlformats.org/drawingml/2006/main" xmlns:pic="http://schemas.openxmlformats.org/drawingml/2006/picture">
+            <wp:extent cx="5040000" cy="1813378"/>
+            <wp:docPr id="2" name="Picture 2"/>
+            <wp:cNvGraphicFramePr>
+              <a:graphicFrameLocks noChangeAspect="1"/>
+            </wp:cNvGraphicFramePr>
+            <a:graphic>
+              <a:graphicData uri="http://schemas.openxmlformats.org/drawingml/2006/picture">
+                <pic:pic>
+                  <pic:nvPicPr>
+                    <pic:cNvPr id="0" name="fig21_差商模板.png"/>
+                    <pic:cNvPicPr/>
+                  </pic:nvPicPr>
+                  <pic:blipFill>
+                    <a:blip r:embed="rId11"/>
+                    <a:stretch>
+                      <a:fillRect/>
+                    </a:stretch>
+                  </pic:blipFill>
+                  <pic:spPr>
+                    <a:xfrm>
+                      <a:off x="0" y="0"/>
+                      <a:ext cx="5040000" cy="1813378"/>
+                    </a:xfrm>
+                    <a:prstGeom prst="rect"/>
+                  </pic:spPr>
+                </pic:pic>
+              </a:graphicData>
+            </a:graphic>
+          </wp:inline>
+        </w:drawing>
+      </w:r>
+    </w:p>
+    <w:p>
+      <w:pPr>
+        <w:spacing w:after="120"/>
+        <w:jc w:val="center"/>
+      </w:pPr>
+      <w:r>
+        <w:rPr>
+          <w:rFonts w:ascii="Times New Roman" w:hAnsi="Times New Roman" w:eastAsia="黑体"/>
+          <w:b w:val="0"/>
+          <w:sz w:val="21"/>
+        </w:rPr>
+        <w:t>图 2  差商模板：（a）一阶向前差商（时间）、（b）二阶中心差商（空间）、（c）一阶中心差商（空间）</w:t>
+      </w:r>
+    </w:p>
+    <w:p>
+      <w:pPr>
+        <w:spacing w:line="240" w:lineRule="auto"/>
+        <w:ind w:firstLine="480"/>
+        <w:jc w:val="both"/>
+      </w:pPr>
+      <w:r>
+        <w:rPr>
+          <w:rFonts w:ascii="Times New Roman" w:hAnsi="Times New Roman" w:eastAsia="宋体"/>
+          <w:b w:val="0"/>
+          <w:sz w:val="24"/>
+        </w:rPr>
+        <w:t>为保证离散守恒并自然处理 r=0 处的 1/r 奇异项，本文不直接对微分方程逐项做差商，而是采用守恒型有限体积形式：对控制体 [r</w:t>
       </w:r>
       <w:r>
         <w:rPr>
@@ -2580,24 +2873,32 @@
           <w:sz w:val="24"/>
           <w:vertAlign w:val="subscript"/>
         </w:rPr>
-        <w:t>r_{j-1/2</w:t>
-      </w:r>
-      <w:r>
-        <w:rPr>
-          <w:rFonts w:ascii="Times New Roman" w:hAnsi="Times New Roman" w:eastAsia="宋体"/>
-          <w:b w:val="0"/>
-          <w:sz w:val="24"/>
-        </w:rPr>
-        <w:t>}</w:t>
-      </w:r>
-      <w:r>
-        <w:rPr>
-          <w:rFonts w:ascii="Times New Roman" w:hAnsi="Times New Roman" w:eastAsia="宋体"/>
-          <w:b w:val="0"/>
-          <w:sz w:val="24"/>
-        </w:rPr>
-        <w:tab/>
-        <w:t>(7)</w:t>
+        <w:t>j−1/2</w:t>
+      </w:r>
+      <w:r>
+        <w:rPr>
+          <w:rFonts w:ascii="Times New Roman" w:hAnsi="Times New Roman" w:eastAsia="宋体"/>
+          <w:b w:val="0"/>
+          <w:sz w:val="24"/>
+        </w:rPr>
+        <w:t>, r</w:t>
+      </w:r>
+      <w:r>
+        <w:rPr>
+          <w:rFonts w:ascii="Times New Roman" w:hAnsi="Times New Roman" w:eastAsia="宋体"/>
+          <w:b w:val="0"/>
+          <w:sz w:val="24"/>
+          <w:vertAlign w:val="subscript"/>
+        </w:rPr>
+        <w:t>j+1/2</w:t>
+      </w:r>
+      <w:r>
+        <w:rPr>
+          <w:rFonts w:ascii="Times New Roman" w:hAnsi="Times New Roman" w:eastAsia="宋体"/>
+          <w:b w:val="0"/>
+          <w:sz w:val="24"/>
+        </w:rPr>
+        <w:t>] 积分式(1)(2)，得半离散格式：</w:t>
       </w:r>
     </w:p>
     <w:p>
@@ -2622,7 +2923,7 @@
           <w:b w:val="0"/>
           <w:sz w:val="24"/>
         </w:rPr>
-        <w:t>V</w:t>
+        <w:t>ρc</w:t>
       </w:r>
       <w:r>
         <w:rPr>
@@ -2631,6 +2932,23 @@
           <w:sz w:val="24"/>
           <w:vertAlign w:val="subscript"/>
         </w:rPr>
+        <w:t>p</w:t>
+      </w:r>
+      <w:r>
+        <w:rPr>
+          <w:rFonts w:ascii="Times New Roman" w:hAnsi="Times New Roman" w:eastAsia="宋体"/>
+          <w:b w:val="0"/>
+          <w:sz w:val="24"/>
+        </w:rPr>
+        <w:t xml:space="preserve"> V</w:t>
+      </w:r>
+      <w:r>
+        <w:rPr>
+          <w:rFonts w:ascii="Times New Roman" w:hAnsi="Times New Roman" w:eastAsia="宋体"/>
+          <w:b w:val="0"/>
+          <w:sz w:val="24"/>
+          <w:vertAlign w:val="subscript"/>
+        </w:rPr>
         <w:t>j</w:t>
       </w:r>
       <w:r>
@@ -2639,7 +2957,7 @@
           <w:b w:val="0"/>
           <w:sz w:val="24"/>
         </w:rPr>
-        <w:t xml:space="preserve"> dC</w:t>
+        <w:t xml:space="preserve"> dT</w:t>
       </w:r>
       <w:r>
         <w:rPr>
@@ -2656,7 +2974,7 @@
           <w:b w:val="0"/>
           <w:sz w:val="24"/>
         </w:rPr>
-        <w:t>/dt = [D r ∂C/∂r]</w:t>
+        <w:t>/dt = [k r ∂T/∂r]</w:t>
       </w:r>
       <w:r>
         <w:rPr>
@@ -2673,7 +2991,7 @@
           <w:b w:val="0"/>
           <w:sz w:val="24"/>
         </w:rPr>
-        <w:t>} - [D r ∂C/∂r]</w:t>
+        <w:t>} - [k r ∂T/∂r]</w:t>
       </w:r>
       <w:r>
         <w:rPr>
@@ -2699,7 +3017,7 @@
           <w:sz w:val="24"/>
         </w:rPr>
         <w:tab/>
-        <w:t>(8)</w:t>
+        <w:t>(7)</w:t>
       </w:r>
     </w:p>
     <w:p>
@@ -2741,7 +3059,7 @@
           <w:b w:val="0"/>
           <w:sz w:val="24"/>
         </w:rPr>
-        <w:t xml:space="preserve"> = (r</w:t>
+        <w:t xml:space="preserve"> dC</w:t>
       </w:r>
       <w:r>
         <w:rPr>
@@ -2750,24 +3068,15 @@
           <w:sz w:val="24"/>
           <w:vertAlign w:val="subscript"/>
         </w:rPr>
-        <w:t>j+1/2</w:t>
-      </w:r>
-      <w:r>
-        <w:rPr>
-          <w:rFonts w:ascii="Times New Roman" w:hAnsi="Times New Roman" w:eastAsia="宋体"/>
-          <w:b w:val="0"/>
-          <w:sz w:val="24"/>
-          <w:vertAlign w:val="superscript"/>
-        </w:rPr>
-        <w:t>2</w:t>
-      </w:r>
-      <w:r>
-        <w:rPr>
-          <w:rFonts w:ascii="Times New Roman" w:hAnsi="Times New Roman" w:eastAsia="宋体"/>
-          <w:b w:val="0"/>
-          <w:sz w:val="24"/>
-        </w:rPr>
-        <w:t xml:space="preserve"> - r</w:t>
+        <w:t>j</w:t>
+      </w:r>
+      <w:r>
+        <w:rPr>
+          <w:rFonts w:ascii="Times New Roman" w:hAnsi="Times New Roman" w:eastAsia="宋体"/>
+          <w:b w:val="0"/>
+          <w:sz w:val="24"/>
+        </w:rPr>
+        <w:t>/dt = [D r ∂C/∂r]</w:t>
       </w:r>
       <w:r>
         <w:rPr>
@@ -2776,24 +3085,32 @@
           <w:sz w:val="24"/>
           <w:vertAlign w:val="subscript"/>
         </w:rPr>
-        <w:t>j-1/2</w:t>
-      </w:r>
-      <w:r>
-        <w:rPr>
-          <w:rFonts w:ascii="Times New Roman" w:hAnsi="Times New Roman" w:eastAsia="宋体"/>
-          <w:b w:val="0"/>
-          <w:sz w:val="24"/>
-          <w:vertAlign w:val="superscript"/>
-        </w:rPr>
-        <w:t>2</w:t>
-      </w:r>
-      <w:r>
-        <w:rPr>
-          <w:rFonts w:ascii="Times New Roman" w:hAnsi="Times New Roman" w:eastAsia="宋体"/>
-          <w:b w:val="0"/>
-          <w:sz w:val="24"/>
-        </w:rPr>
-        <w:t>)/2</w:t>
+        <w:t>r_{j+1/2</w:t>
+      </w:r>
+      <w:r>
+        <w:rPr>
+          <w:rFonts w:ascii="Times New Roman" w:hAnsi="Times New Roman" w:eastAsia="宋体"/>
+          <w:b w:val="0"/>
+          <w:sz w:val="24"/>
+        </w:rPr>
+        <w:t>} - [D r ∂C/∂r]</w:t>
+      </w:r>
+      <w:r>
+        <w:rPr>
+          <w:rFonts w:ascii="Times New Roman" w:hAnsi="Times New Roman" w:eastAsia="宋体"/>
+          <w:b w:val="0"/>
+          <w:sz w:val="24"/>
+          <w:vertAlign w:val="subscript"/>
+        </w:rPr>
+        <w:t>r_{j-1/2</w:t>
+      </w:r>
+      <w:r>
+        <w:rPr>
+          <w:rFonts w:ascii="Times New Roman" w:hAnsi="Times New Roman" w:eastAsia="宋体"/>
+          <w:b w:val="0"/>
+          <w:sz w:val="24"/>
+        </w:rPr>
+        <w:t>}</w:t>
       </w:r>
       <w:r>
         <w:rPr>
@@ -2802,73 +3119,7 @@
           <w:sz w:val="24"/>
         </w:rPr>
         <w:tab/>
-        <w:t>(9)</w:t>
-      </w:r>
-    </w:p>
-    <w:p>
-      <w:pPr>
-        <w:spacing w:line="240" w:lineRule="auto"/>
-        <w:ind w:firstLine="480"/>
-        <w:jc w:val="both"/>
-      </w:pPr>
-      <w:r>
-        <w:rPr>
-          <w:rFonts w:ascii="Times New Roman" w:hAnsi="Times New Roman" w:eastAsia="宋体"/>
-          <w:b w:val="0"/>
-          <w:sz w:val="24"/>
-        </w:rPr>
-        <w:t>其中 V</w:t>
-      </w:r>
-      <w:r>
-        <w:rPr>
-          <w:rFonts w:ascii="Times New Roman" w:hAnsi="Times New Roman" w:eastAsia="宋体"/>
-          <w:b w:val="0"/>
-          <w:sz w:val="24"/>
-          <w:vertAlign w:val="subscript"/>
-        </w:rPr>
-        <w:t>j</w:t>
-      </w:r>
-      <w:r>
-        <w:rPr>
-          <w:rFonts w:ascii="Times New Roman" w:hAnsi="Times New Roman" w:eastAsia="宋体"/>
-          <w:b w:val="0"/>
-          <w:sz w:val="24"/>
-        </w:rPr>
-        <w:t xml:space="preserve"> 为控制体体积权重，满足恒等式 Σ</w:t>
-      </w:r>
-      <w:r>
-        <w:rPr>
-          <w:rFonts w:ascii="Times New Roman" w:hAnsi="Times New Roman" w:eastAsia="宋体"/>
-          <w:b w:val="0"/>
-          <w:sz w:val="24"/>
-          <w:vertAlign w:val="subscript"/>
-        </w:rPr>
-        <w:t>j</w:t>
-      </w:r>
-      <w:r>
-        <w:rPr>
-          <w:rFonts w:ascii="Times New Roman" w:hAnsi="Times New Roman" w:eastAsia="宋体"/>
-          <w:b w:val="0"/>
-          <w:sz w:val="24"/>
-        </w:rPr>
-        <w:t xml:space="preserve"> V</w:t>
-      </w:r>
-      <w:r>
-        <w:rPr>
-          <w:rFonts w:ascii="Times New Roman" w:hAnsi="Times New Roman" w:eastAsia="宋体"/>
-          <w:b w:val="0"/>
-          <w:sz w:val="24"/>
-          <w:vertAlign w:val="subscript"/>
-        </w:rPr>
-        <w:t>j</w:t>
-      </w:r>
-      <w:r>
-        <w:rPr>
-          <w:rFonts w:ascii="Times New Roman" w:hAnsi="Times New Roman" w:eastAsia="宋体"/>
-          <w:b w:val="0"/>
-          <w:sz w:val="24"/>
-        </w:rPr>
-        <w:t xml:space="preserve"> = R²/2，保证离散格式的严格守恒。界面通量用中心差分，中心节点用洛必达法则处理，表面节点用半控制体积精确平衡（使 Robin 边界进入守恒式）。时间方向采用 θ 加权隐式格式：</w:t>
+        <w:t>(8)</w:t>
       </w:r>
     </w:p>
     <w:p>
@@ -2893,7 +3144,7 @@
           <w:b w:val="0"/>
           <w:sz w:val="24"/>
         </w:rPr>
-        <w:t>(u</w:t>
+        <w:t>V</w:t>
       </w:r>
       <w:r>
         <w:rPr>
@@ -2909,17 +3160,34 @@
           <w:rFonts w:ascii="Times New Roman" w:hAnsi="Times New Roman" w:eastAsia="宋体"/>
           <w:b w:val="0"/>
           <w:sz w:val="24"/>
+        </w:rPr>
+        <w:t xml:space="preserve"> = (r</w:t>
+      </w:r>
+      <w:r>
+        <w:rPr>
+          <w:rFonts w:ascii="Times New Roman" w:hAnsi="Times New Roman" w:eastAsia="宋体"/>
+          <w:b w:val="0"/>
+          <w:sz w:val="24"/>
+          <w:vertAlign w:val="subscript"/>
+        </w:rPr>
+        <w:t>j+1/2</w:t>
+      </w:r>
+      <w:r>
+        <w:rPr>
+          <w:rFonts w:ascii="Times New Roman" w:hAnsi="Times New Roman" w:eastAsia="宋体"/>
+          <w:b w:val="0"/>
+          <w:sz w:val="24"/>
           <w:vertAlign w:val="superscript"/>
         </w:rPr>
-        <w:t>n+1</w:t>
-      </w:r>
-      <w:r>
-        <w:rPr>
-          <w:rFonts w:ascii="Times New Roman" w:hAnsi="Times New Roman" w:eastAsia="宋体"/>
-          <w:b w:val="0"/>
-          <w:sz w:val="24"/>
-        </w:rPr>
-        <w:t xml:space="preserve"> - u</w:t>
+        <w:t>2</w:t>
+      </w:r>
+      <w:r>
+        <w:rPr>
+          <w:rFonts w:ascii="Times New Roman" w:hAnsi="Times New Roman" w:eastAsia="宋体"/>
+          <w:b w:val="0"/>
+          <w:sz w:val="24"/>
+        </w:rPr>
+        <w:t xml:space="preserve"> - r</w:t>
       </w:r>
       <w:r>
         <w:rPr>
@@ -2928,7 +3196,7 @@
           <w:sz w:val="24"/>
           <w:vertAlign w:val="subscript"/>
         </w:rPr>
-        <w:t>j</w:t>
+        <w:t>j-1/2</w:t>
       </w:r>
       <w:r>
         <w:rPr>
@@ -2937,49 +3205,15 @@
           <w:sz w:val="24"/>
           <w:vertAlign w:val="superscript"/>
         </w:rPr>
-        <w:t>n</w:t>
-      </w:r>
-      <w:r>
-        <w:rPr>
-          <w:rFonts w:ascii="Times New Roman" w:hAnsi="Times New Roman" w:eastAsia="宋体"/>
-          <w:b w:val="0"/>
-          <w:sz w:val="24"/>
-        </w:rPr>
-        <w:t>)/Δt = θ F</w:t>
-      </w:r>
-      <w:r>
-        <w:rPr>
-          <w:rFonts w:ascii="Times New Roman" w:hAnsi="Times New Roman" w:eastAsia="宋体"/>
-          <w:b w:val="0"/>
-          <w:sz w:val="24"/>
-          <w:vertAlign w:val="superscript"/>
-        </w:rPr>
-        <w:t>n+1</w:t>
-      </w:r>
-      <w:r>
-        <w:rPr>
-          <w:rFonts w:ascii="Times New Roman" w:hAnsi="Times New Roman" w:eastAsia="宋体"/>
-          <w:b w:val="0"/>
-          <w:sz w:val="24"/>
-        </w:rPr>
-        <w:t xml:space="preserve"> + (1-θ) F</w:t>
-      </w:r>
-      <w:r>
-        <w:rPr>
-          <w:rFonts w:ascii="Times New Roman" w:hAnsi="Times New Roman" w:eastAsia="宋体"/>
-          <w:b w:val="0"/>
-          <w:sz w:val="24"/>
-          <w:vertAlign w:val="superscript"/>
-        </w:rPr>
-        <w:t>n</w:t>
-      </w:r>
-      <w:r>
-        <w:rPr>
-          <w:rFonts w:ascii="Times New Roman" w:hAnsi="Times New Roman" w:eastAsia="宋体"/>
-          <w:b w:val="0"/>
-          <w:sz w:val="24"/>
-        </w:rPr>
-        <w:t>,  θ = 1/2</w:t>
+        <w:t>2</w:t>
+      </w:r>
+      <w:r>
+        <w:rPr>
+          <w:rFonts w:ascii="Times New Roman" w:hAnsi="Times New Roman" w:eastAsia="宋体"/>
+          <w:b w:val="0"/>
+          <w:sz w:val="24"/>
+        </w:rPr>
+        <w:t>)/2</w:t>
       </w:r>
       <w:r>
         <w:rPr>
@@ -2988,7 +3222,7 @@
           <w:sz w:val="24"/>
         </w:rPr>
         <w:tab/>
-        <w:t>(10)</w:t>
+        <w:t>(9)</w:t>
       </w:r>
     </w:p>
     <w:p>
@@ -3003,7 +3237,178 @@
           <w:b w:val="0"/>
           <w:sz w:val="24"/>
         </w:rPr>
-        <w:t>θ = 1/2 即 Crank–Nicolson 格式，无条件稳定且时间二阶收敛。因 D(C) 非线性，式(2)在每个时间步对扩散系数做滞后线性化并配合牛顿迭代修正（含 ∂D/∂C 敏度项），2~3 次迭代收敛；三对角线性方程组用托马斯追赶法直接求解。</w:t>
+        <w:t>其中 V</w:t>
+      </w:r>
+      <w:r>
+        <w:rPr>
+          <w:rFonts w:ascii="Times New Roman" w:hAnsi="Times New Roman" w:eastAsia="宋体"/>
+          <w:b w:val="0"/>
+          <w:sz w:val="24"/>
+          <w:vertAlign w:val="subscript"/>
+        </w:rPr>
+        <w:t>j</w:t>
+      </w:r>
+      <w:r>
+        <w:rPr>
+          <w:rFonts w:ascii="Times New Roman" w:hAnsi="Times New Roman" w:eastAsia="宋体"/>
+          <w:b w:val="0"/>
+          <w:sz w:val="24"/>
+        </w:rPr>
+        <w:t xml:space="preserve"> 为控制体体积权重，满足恒等式 Σ</w:t>
+      </w:r>
+      <w:r>
+        <w:rPr>
+          <w:rFonts w:ascii="Times New Roman" w:hAnsi="Times New Roman" w:eastAsia="宋体"/>
+          <w:b w:val="0"/>
+          <w:sz w:val="24"/>
+          <w:vertAlign w:val="subscript"/>
+        </w:rPr>
+        <w:t>j</w:t>
+      </w:r>
+      <w:r>
+        <w:rPr>
+          <w:rFonts w:ascii="Times New Roman" w:hAnsi="Times New Roman" w:eastAsia="宋体"/>
+          <w:b w:val="0"/>
+          <w:sz w:val="24"/>
+        </w:rPr>
+        <w:t xml:space="preserve"> V</w:t>
+      </w:r>
+      <w:r>
+        <w:rPr>
+          <w:rFonts w:ascii="Times New Roman" w:hAnsi="Times New Roman" w:eastAsia="宋体"/>
+          <w:b w:val="0"/>
+          <w:sz w:val="24"/>
+          <w:vertAlign w:val="subscript"/>
+        </w:rPr>
+        <w:t>j</w:t>
+      </w:r>
+      <w:r>
+        <w:rPr>
+          <w:rFonts w:ascii="Times New Roman" w:hAnsi="Times New Roman" w:eastAsia="宋体"/>
+          <w:b w:val="0"/>
+          <w:sz w:val="24"/>
+        </w:rPr>
+        <w:t xml:space="preserve"> = R²/2，保证离散格式的严格守恒。界面通量用中心差分，中心节点用洛必达法则处理，表面节点用半控制体积精确平衡（使 Robin 边界进入守恒式）。时间方向采用 θ 加权隐式格式：</w:t>
+      </w:r>
+    </w:p>
+    <w:p>
+      <w:pPr>
+        <w:tabs>
+          <w:tab w:pos="4535" w:val="center"/>
+          <w:tab w:pos="9071" w:val="right"/>
+        </w:tabs>
+        <w:spacing w:before="120" w:after="120"/>
+      </w:pPr>
+      <w:r>
+        <w:rPr>
+          <w:rFonts w:ascii="Times New Roman" w:hAnsi="Times New Roman" w:eastAsia="宋体"/>
+          <w:b w:val="0"/>
+          <w:sz w:val="24"/>
+        </w:rPr>
+        <w:tab/>
+      </w:r>
+      <w:r>
+        <w:rPr>
+          <w:rFonts w:ascii="Times New Roman" w:hAnsi="Times New Roman" w:eastAsia="宋体"/>
+          <w:b w:val="0"/>
+          <w:sz w:val="24"/>
+        </w:rPr>
+        <w:t>(u</w:t>
+      </w:r>
+      <w:r>
+        <w:rPr>
+          <w:rFonts w:ascii="Times New Roman" w:hAnsi="Times New Roman" w:eastAsia="宋体"/>
+          <w:b w:val="0"/>
+          <w:sz w:val="24"/>
+          <w:vertAlign w:val="subscript"/>
+        </w:rPr>
+        <w:t>j</w:t>
+      </w:r>
+      <w:r>
+        <w:rPr>
+          <w:rFonts w:ascii="Times New Roman" w:hAnsi="Times New Roman" w:eastAsia="宋体"/>
+          <w:b w:val="0"/>
+          <w:sz w:val="24"/>
+          <w:vertAlign w:val="superscript"/>
+        </w:rPr>
+        <w:t>n+1</w:t>
+      </w:r>
+      <w:r>
+        <w:rPr>
+          <w:rFonts w:ascii="Times New Roman" w:hAnsi="Times New Roman" w:eastAsia="宋体"/>
+          <w:b w:val="0"/>
+          <w:sz w:val="24"/>
+        </w:rPr>
+        <w:t xml:space="preserve"> - u</w:t>
+      </w:r>
+      <w:r>
+        <w:rPr>
+          <w:rFonts w:ascii="Times New Roman" w:hAnsi="Times New Roman" w:eastAsia="宋体"/>
+          <w:b w:val="0"/>
+          <w:sz w:val="24"/>
+          <w:vertAlign w:val="subscript"/>
+        </w:rPr>
+        <w:t>j</w:t>
+      </w:r>
+      <w:r>
+        <w:rPr>
+          <w:rFonts w:ascii="Times New Roman" w:hAnsi="Times New Roman" w:eastAsia="宋体"/>
+          <w:b w:val="0"/>
+          <w:sz w:val="24"/>
+          <w:vertAlign w:val="superscript"/>
+        </w:rPr>
+        <w:t>n</w:t>
+      </w:r>
+      <w:r>
+        <w:rPr>
+          <w:rFonts w:ascii="Times New Roman" w:hAnsi="Times New Roman" w:eastAsia="宋体"/>
+          <w:b w:val="0"/>
+          <w:sz w:val="24"/>
+        </w:rPr>
+        <w:t>)/Δt = θ F</w:t>
+      </w:r>
+      <w:r>
+        <w:rPr>
+          <w:rFonts w:ascii="Times New Roman" w:hAnsi="Times New Roman" w:eastAsia="宋体"/>
+          <w:b w:val="0"/>
+          <w:sz w:val="24"/>
+          <w:vertAlign w:val="superscript"/>
+        </w:rPr>
+        <w:t>n+1</w:t>
+      </w:r>
+      <w:r>
+        <w:rPr>
+          <w:rFonts w:ascii="Times New Roman" w:hAnsi="Times New Roman" w:eastAsia="宋体"/>
+          <w:b w:val="0"/>
+          <w:sz w:val="24"/>
+        </w:rPr>
+        <w:t xml:space="preserve"> + (1-θ) F</w:t>
+      </w:r>
+      <w:r>
+        <w:rPr>
+          <w:rFonts w:ascii="Times New Roman" w:hAnsi="Times New Roman" w:eastAsia="宋体"/>
+          <w:b w:val="0"/>
+          <w:sz w:val="24"/>
+          <w:vertAlign w:val="superscript"/>
+        </w:rPr>
+        <w:t>n</w:t>
+      </w:r>
+      <w:r>
+        <w:rPr>
+          <w:rFonts w:ascii="Times New Roman" w:hAnsi="Times New Roman" w:eastAsia="宋体"/>
+          <w:b w:val="0"/>
+          <w:sz w:val="24"/>
+        </w:rPr>
+        <w:t>,  θ = 1/2</w:t>
+      </w:r>
+      <w:r>
+        <w:rPr>
+          <w:rFonts w:ascii="Times New Roman" w:hAnsi="Times New Roman" w:eastAsia="宋体"/>
+          <w:b w:val="0"/>
+          <w:sz w:val="24"/>
+        </w:rPr>
+        <w:tab/>
+        <w:t>(10)</w:t>
       </w:r>
     </w:p>
     <w:p>
@@ -3018,107 +3423,7 @@
           <w:b w:val="0"/>
           <w:sz w:val="24"/>
         </w:rPr>
-        <w:t>计算步骤为：读入附件 1 并分段线性插值得到任意时刻的环境温湿度；初始化 T</w:t>
-      </w:r>
-      <w:r>
-        <w:rPr>
-          <w:rFonts w:ascii="Times New Roman" w:hAnsi="Times New Roman" w:eastAsia="宋体"/>
-          <w:b w:val="0"/>
-          <w:sz w:val="24"/>
-          <w:vertAlign w:val="subscript"/>
-        </w:rPr>
-        <w:t>j</w:t>
-      </w:r>
-      <w:r>
-        <w:rPr>
-          <w:rFonts w:ascii="Times New Roman" w:hAnsi="Times New Roman" w:eastAsia="宋体"/>
-          <w:b w:val="0"/>
-          <w:sz w:val="24"/>
-          <w:vertAlign w:val="superscript"/>
-        </w:rPr>
-        <w:t>0</w:t>
-      </w:r>
-      <w:r>
-        <w:rPr>
-          <w:rFonts w:ascii="Times New Roman" w:hAnsi="Times New Roman" w:eastAsia="宋体"/>
-          <w:b w:val="0"/>
-          <w:sz w:val="24"/>
-        </w:rPr>
-        <w:t xml:space="preserve"> = 28、C</w:t>
-      </w:r>
-      <w:r>
-        <w:rPr>
-          <w:rFonts w:ascii="Times New Roman" w:hAnsi="Times New Roman" w:eastAsia="宋体"/>
-          <w:b w:val="0"/>
-          <w:sz w:val="24"/>
-          <w:vertAlign w:val="subscript"/>
-        </w:rPr>
-        <w:t>j</w:t>
-      </w:r>
-      <w:r>
-        <w:rPr>
-          <w:rFonts w:ascii="Times New Roman" w:hAnsi="Times New Roman" w:eastAsia="宋体"/>
-          <w:b w:val="0"/>
-          <w:sz w:val="24"/>
-          <w:vertAlign w:val="superscript"/>
-        </w:rPr>
-        <w:t>0</w:t>
-      </w:r>
-      <w:r>
-        <w:rPr>
-          <w:rFonts w:ascii="Times New Roman" w:hAnsi="Times New Roman" w:eastAsia="宋体"/>
-          <w:b w:val="0"/>
-          <w:sz w:val="24"/>
-        </w:rPr>
-        <w:t xml:space="preserve"> = 2.55；逐时间步先解热方程得 T</w:t>
-      </w:r>
-      <w:r>
-        <w:rPr>
-          <w:rFonts w:ascii="Times New Roman" w:hAnsi="Times New Roman" w:eastAsia="宋体"/>
-          <w:b w:val="0"/>
-          <w:sz w:val="24"/>
-          <w:vertAlign w:val="superscript"/>
-        </w:rPr>
-        <w:t>n+1</w:t>
-      </w:r>
-      <w:r>
-        <w:rPr>
-          <w:rFonts w:ascii="Times New Roman" w:hAnsi="Times New Roman" w:eastAsia="宋体"/>
-          <w:b w:val="0"/>
-          <w:sz w:val="24"/>
-        </w:rPr>
-        <w:t>，再解质方程（含线性化）得 C</w:t>
-      </w:r>
-      <w:r>
-        <w:rPr>
-          <w:rFonts w:ascii="Times New Roman" w:hAnsi="Times New Roman" w:eastAsia="宋体"/>
-          <w:b w:val="0"/>
-          <w:sz w:val="24"/>
-          <w:vertAlign w:val="superscript"/>
-        </w:rPr>
-        <w:t>n+1</w:t>
-      </w:r>
-      <w:r>
-        <w:rPr>
-          <w:rFonts w:ascii="Times New Roman" w:hAnsi="Times New Roman" w:eastAsia="宋体"/>
-          <w:b w:val="0"/>
-          <w:sz w:val="24"/>
-        </w:rPr>
-        <w:t>，迭代至收敛；输出指定时刻剖面并写出 result1.xlsx。</w:t>
-      </w:r>
-    </w:p>
-    <w:p>
-      <w:pPr>
-        <w:spacing w:before="120" w:after="120"/>
-        <w:jc w:val="left"/>
-      </w:pPr>
-      <w:r>
-        <w:rPr>
-          <w:rFonts w:ascii="Times New Roman" w:hAnsi="Times New Roman" w:eastAsia="黑体"/>
-          <w:b/>
-          <w:sz w:val="24"/>
-        </w:rPr>
-        <w:t>5.1.3 结果与分析</w:t>
+        <w:t>θ = 1/2 即 Crank–Nicolson 格式，无条件稳定且时间二阶收敛。因 D(C) 非线性，式(2)在每个时间步对扩散系数做滞后线性化并配合牛顿迭代修正（含 ∂D/∂C 敏度项），2~3 次迭代收敛；三对角线性方程组用托马斯追赶法直接求解。</w:t>
       </w:r>
     </w:p>
     <w:p>
@@ -3133,7 +3438,122 @@
           <w:b w:val="0"/>
           <w:sz w:val="24"/>
         </w:rPr>
-        <w:t>预热平衡阶段（前 30 min）的温度与水分浓度分布见表 1、表 2，剖面演化见图 1。</w:t>
+        <w:t>计算步骤为：读入附件 1 并分段线性插值得到任意时刻的环境温湿度；初始化 T</w:t>
+      </w:r>
+      <w:r>
+        <w:rPr>
+          <w:rFonts w:ascii="Times New Roman" w:hAnsi="Times New Roman" w:eastAsia="宋体"/>
+          <w:b w:val="0"/>
+          <w:sz w:val="24"/>
+          <w:vertAlign w:val="subscript"/>
+        </w:rPr>
+        <w:t>j</w:t>
+      </w:r>
+      <w:r>
+        <w:rPr>
+          <w:rFonts w:ascii="Times New Roman" w:hAnsi="Times New Roman" w:eastAsia="宋体"/>
+          <w:b w:val="0"/>
+          <w:sz w:val="24"/>
+          <w:vertAlign w:val="superscript"/>
+        </w:rPr>
+        <w:t>0</w:t>
+      </w:r>
+      <w:r>
+        <w:rPr>
+          <w:rFonts w:ascii="Times New Roman" w:hAnsi="Times New Roman" w:eastAsia="宋体"/>
+          <w:b w:val="0"/>
+          <w:sz w:val="24"/>
+        </w:rPr>
+        <w:t xml:space="preserve"> = 28、C</w:t>
+      </w:r>
+      <w:r>
+        <w:rPr>
+          <w:rFonts w:ascii="Times New Roman" w:hAnsi="Times New Roman" w:eastAsia="宋体"/>
+          <w:b w:val="0"/>
+          <w:sz w:val="24"/>
+          <w:vertAlign w:val="subscript"/>
+        </w:rPr>
+        <w:t>j</w:t>
+      </w:r>
+      <w:r>
+        <w:rPr>
+          <w:rFonts w:ascii="Times New Roman" w:hAnsi="Times New Roman" w:eastAsia="宋体"/>
+          <w:b w:val="0"/>
+          <w:sz w:val="24"/>
+          <w:vertAlign w:val="superscript"/>
+        </w:rPr>
+        <w:t>0</w:t>
+      </w:r>
+      <w:r>
+        <w:rPr>
+          <w:rFonts w:ascii="Times New Roman" w:hAnsi="Times New Roman" w:eastAsia="宋体"/>
+          <w:b w:val="0"/>
+          <w:sz w:val="24"/>
+        </w:rPr>
+        <w:t xml:space="preserve"> = 2.55；逐时间步先解热方程得 T</w:t>
+      </w:r>
+      <w:r>
+        <w:rPr>
+          <w:rFonts w:ascii="Times New Roman" w:hAnsi="Times New Roman" w:eastAsia="宋体"/>
+          <w:b w:val="0"/>
+          <w:sz w:val="24"/>
+          <w:vertAlign w:val="superscript"/>
+        </w:rPr>
+        <w:t>n+1</w:t>
+      </w:r>
+      <w:r>
+        <w:rPr>
+          <w:rFonts w:ascii="Times New Roman" w:hAnsi="Times New Roman" w:eastAsia="宋体"/>
+          <w:b w:val="0"/>
+          <w:sz w:val="24"/>
+        </w:rPr>
+        <w:t>，再解质方程（含线性化）得 C</w:t>
+      </w:r>
+      <w:r>
+        <w:rPr>
+          <w:rFonts w:ascii="Times New Roman" w:hAnsi="Times New Roman" w:eastAsia="宋体"/>
+          <w:b w:val="0"/>
+          <w:sz w:val="24"/>
+          <w:vertAlign w:val="superscript"/>
+        </w:rPr>
+        <w:t>n+1</w:t>
+      </w:r>
+      <w:r>
+        <w:rPr>
+          <w:rFonts w:ascii="Times New Roman" w:hAnsi="Times New Roman" w:eastAsia="宋体"/>
+          <w:b w:val="0"/>
+          <w:sz w:val="24"/>
+        </w:rPr>
+        <w:t>，迭代至收敛；输出指定时刻剖面并写出 result1.xlsx。</w:t>
+      </w:r>
+    </w:p>
+    <w:p>
+      <w:pPr>
+        <w:spacing w:before="120" w:after="120"/>
+        <w:jc w:val="left"/>
+      </w:pPr>
+      <w:r>
+        <w:rPr>
+          <w:rFonts w:ascii="Times New Roman" w:hAnsi="Times New Roman" w:eastAsia="黑体"/>
+          <w:b/>
+          <w:sz w:val="24"/>
+        </w:rPr>
+        <w:t>5.1.3 结果与分析</w:t>
+      </w:r>
+    </w:p>
+    <w:p>
+      <w:pPr>
+        <w:spacing w:line="240" w:lineRule="auto"/>
+        <w:ind w:firstLine="480"/>
+        <w:jc w:val="both"/>
+      </w:pPr>
+      <w:r>
+        <w:rPr>
+          <w:rFonts w:ascii="Times New Roman" w:hAnsi="Times New Roman" w:eastAsia="宋体"/>
+          <w:b w:val="0"/>
+          <w:sz w:val="24"/>
+        </w:rPr>
+        <w:t>预热平衡阶段（前 30 min）的温度与水分浓度分布见表 1、表 2，剖面演化见图 3。</w:t>
       </w:r>
     </w:p>
     <w:p>
@@ -5159,7 +5579,7 @@
         <w:drawing>
           <wp:inline xmlns:a="http://schemas.openxmlformats.org/drawingml/2006/main" xmlns:pic="http://schemas.openxmlformats.org/drawingml/2006/picture">
             <wp:extent cx="5040000" cy="2249887"/>
-            <wp:docPr id="1" name="Picture 1"/>
+            <wp:docPr id="3" name="Picture 3"/>
             <wp:cNvGraphicFramePr>
               <a:graphicFrameLocks noChangeAspect="1"/>
             </wp:cNvGraphicFramePr>
@@ -5171,7 +5591,7 @@
                     <pic:cNvPicPr/>
                   </pic:nvPicPr>
                   <pic:blipFill>
-                    <a:blip r:embed="rId10"/>
+                    <a:blip r:embed="rId12"/>
                     <a:stretch>
                       <a:fillRect/>
                     </a:stretch>
@@ -5201,7 +5621,7 @@
           <w:b w:val="0"/>
           <w:sz w:val="21"/>
         </w:rPr>
-        <w:t>图 1  预热平衡阶段药材温度与水分浓度剖面</w:t>
+        <w:t>图 3  预热平衡阶段药材温度与水分浓度剖面</w:t>
       </w:r>
     </w:p>
     <w:p>
@@ -5277,7 +5697,7 @@
           <w:b w:val="0"/>
           <w:sz w:val="24"/>
         </w:rPr>
-        <w:t>（1）解析解对比：在常环境温度、纯导热情形下，数值解与分离变量级数解析解的最大误差在 1×10⁻⁴ 量级，验证了 Robin 边界与中心奇点处理的正确性（图 2）。</w:t>
+        <w:t>（1）解析解对比：在常环境温度、纯导热情形下，数值解与分离变量级数解析解的最大误差在 1×10⁻⁴ 量级，验证了 Robin 边界与中心奇点处理的正确性（图 4）。</w:t>
       </w:r>
     </w:p>
     <w:p>
@@ -5292,7 +5712,7 @@
           <w:b w:val="0"/>
           <w:sz w:val="24"/>
         </w:rPr>
-        <w:t>（2）收敛阶：固定时间步，空间方向以 N = 20、40、80、160 加密，温度与水分浓度的无穷范数误差均呈二阶收敛（阶约 2.0）；固定空间步，时间方向以 Δt 加倍，误差亦呈二阶收敛，符合 Crank–Nicolson 格式的理论阶（图 3）。</w:t>
+        <w:t>（2）收敛阶：固定时间步，空间方向以 N = 20、40、80、160 加密，温度与水分浓度的无穷范数误差均呈二阶收敛（阶约 2.0）；固定空间步，时间方向以 Δt 加倍，误差亦呈二阶收敛，符合 Crank–Nicolson 格式的理论阶（图 5）。</w:t>
       </w:r>
     </w:p>
     <w:p>
@@ -5322,7 +5742,7 @@
           <w:b w:val="0"/>
           <w:sz w:val="24"/>
         </w:rPr>
-        <w:t>（4）稳定性：Crank–Nicolson 格式在 Δt 放大到 300 s 时仍与 Δt = 1 s 的结果一致（有界收敛），而显式格式在傅里叶数超过 0.5 后立即非物理放大（图 4），印证了隐式格式的无条件稳定性。</w:t>
+        <w:t>（4）稳定性：Crank–Nicolson 格式在 Δt 放大到 300 s 时仍与 Δt = 1 s 的结果一致（有界收敛），而显式格式在傅里叶数超过 0.5 后立即非物理放大（图 6），印证了隐式格式的无条件稳定性。</w:t>
       </w:r>
     </w:p>
     <w:p>
@@ -5334,7 +5754,7 @@
         <w:drawing>
           <wp:inline xmlns:a="http://schemas.openxmlformats.org/drawingml/2006/main" xmlns:pic="http://schemas.openxmlformats.org/drawingml/2006/picture">
             <wp:extent cx="5040000" cy="2163117"/>
-            <wp:docPr id="2" name="Picture 2"/>
+            <wp:docPr id="4" name="Picture 4"/>
             <wp:cNvGraphicFramePr>
               <a:graphicFrameLocks noChangeAspect="1"/>
             </wp:cNvGraphicFramePr>
@@ -5346,7 +5766,7 @@
                     <pic:cNvPicPr/>
                   </pic:nvPicPr>
                   <pic:blipFill>
-                    <a:blip r:embed="rId11"/>
+                    <a:blip r:embed="rId13"/>
                     <a:stretch>
                       <a:fillRect/>
                     </a:stretch>
@@ -5376,7 +5796,7 @@
           <w:b w:val="0"/>
           <w:sz w:val="21"/>
         </w:rPr>
-        <w:t>图 2  数值解与级数解析解对比（常环境纯导热）</w:t>
+        <w:t>图 4  数值解与级数解析解对比（常环境纯导热）</w:t>
       </w:r>
     </w:p>
     <w:p>
@@ -5388,7 +5808,7 @@
         <w:drawing>
           <wp:inline xmlns:a="http://schemas.openxmlformats.org/drawingml/2006/main" xmlns:pic="http://schemas.openxmlformats.org/drawingml/2006/picture">
             <wp:extent cx="5040000" cy="2276636"/>
-            <wp:docPr id="3" name="Picture 3"/>
+            <wp:docPr id="5" name="Picture 5"/>
             <wp:cNvGraphicFramePr>
               <a:graphicFrameLocks noChangeAspect="1"/>
             </wp:cNvGraphicFramePr>
@@ -5400,7 +5820,7 @@
                     <pic:cNvPicPr/>
                   </pic:nvPicPr>
                   <pic:blipFill>
-                    <a:blip r:embed="rId12"/>
+                    <a:blip r:embed="rId14"/>
                     <a:stretch>
                       <a:fillRect/>
                     </a:stretch>
@@ -5430,7 +5850,7 @@
           <w:b w:val="0"/>
           <w:sz w:val="21"/>
         </w:rPr>
-        <w:t>图 3  空间与时间方向的收敛阶验证</w:t>
+        <w:t>图 5  空间与时间方向的收敛阶验证</w:t>
       </w:r>
     </w:p>
     <w:p>
@@ -5442,7 +5862,7 @@
         <w:drawing>
           <wp:inline xmlns:a="http://schemas.openxmlformats.org/drawingml/2006/main" xmlns:pic="http://schemas.openxmlformats.org/drawingml/2006/picture">
             <wp:extent cx="5040000" cy="2091429"/>
-            <wp:docPr id="4" name="Picture 4"/>
+            <wp:docPr id="6" name="Picture 6"/>
             <wp:cNvGraphicFramePr>
               <a:graphicFrameLocks noChangeAspect="1"/>
             </wp:cNvGraphicFramePr>
@@ -5454,7 +5874,7 @@
                     <pic:cNvPicPr/>
                   </pic:nvPicPr>
                   <pic:blipFill>
-                    <a:blip r:embed="rId13"/>
+                    <a:blip r:embed="rId15"/>
                     <a:stretch>
                       <a:fillRect/>
                     </a:stretch>
@@ -5484,7 +5904,7 @@
           <w:b w:val="0"/>
           <w:sz w:val="21"/>
         </w:rPr>
-        <w:t>图 4  Crank–Nicolson 与显式格式的稳定性对比</w:t>
+        <w:t>图 6  Crank–Nicolson 与显式格式的稳定性对比</w:t>
       </w:r>
     </w:p>
     <w:p>
@@ -5768,7 +6188,7 @@
           <w:b w:val="0"/>
           <w:sz w:val="24"/>
         </w:rPr>
-        <w:t>在问题一离散格式的基础上，将物性系数在每个时间步冻结于当前状态并对非线性项做牛顿型线性化（扩散系数在状态点处泰勒展开一阶项，含 ∂D/∂C 与 ∂D/∂T 敏度），温度与水分方程弱耦合交替求解，每步 Picard 迭代 2~3 次收敛，三对角方程组用托马斯算法求解。图 5 给出了附录 3 变参数物性随水分浓度的变化。</w:t>
+        <w:t>在问题一离散格式的基础上，将物性系数在每个时间步冻结于当前状态并对非线性项做牛顿型线性化（扩散系数在状态点处泰勒展开一阶项，含 ∂D/∂C 与 ∂D/∂T 敏度），温度与水分方程弱耦合交替求解，每步 Picard 迭代 2~3 次收敛，三对角方程组用托马斯算法求解。图 7 给出了附录 3 变参数物性随水分浓度的变化。</w:t>
       </w:r>
     </w:p>
     <w:p>
@@ -5780,7 +6200,7 @@
         <w:drawing>
           <wp:inline xmlns:a="http://schemas.openxmlformats.org/drawingml/2006/main" xmlns:pic="http://schemas.openxmlformats.org/drawingml/2006/picture">
             <wp:extent cx="5040000" cy="2260075"/>
-            <wp:docPr id="5" name="Picture 5"/>
+            <wp:docPr id="7" name="Picture 7"/>
             <wp:cNvGraphicFramePr>
               <a:graphicFrameLocks noChangeAspect="1"/>
             </wp:cNvGraphicFramePr>
@@ -5792,7 +6212,7 @@
                     <pic:cNvPicPr/>
                   </pic:nvPicPr>
                   <pic:blipFill>
-                    <a:blip r:embed="rId14"/>
+                    <a:blip r:embed="rId16"/>
                     <a:stretch>
                       <a:fillRect/>
                     </a:stretch>
@@ -5822,7 +6242,7 @@
           <w:b w:val="0"/>
           <w:sz w:val="21"/>
         </w:rPr>
-        <w:t>图 5  附录 3 变参数物性随水分浓度的变化</w:t>
+        <w:t>图 7  附录 3 变参数物性随水分浓度的变化</w:t>
       </w:r>
     </w:p>
     <w:p>
@@ -5851,7 +6271,7 @@
           <w:b w:val="0"/>
           <w:sz w:val="24"/>
         </w:rPr>
-        <w:t>3 h 内的温度与水分浓度分布见表 3、表 4，整个烘干过程的剖面演化见图 6。</w:t>
+        <w:t>3 h 内的温度与水分浓度分布见表 3、表 4，整个烘干过程的剖面演化见图 8。</w:t>
       </w:r>
     </w:p>
     <w:p>
@@ -7645,7 +8065,7 @@
         <w:drawing>
           <wp:inline xmlns:a="http://schemas.openxmlformats.org/drawingml/2006/main" xmlns:pic="http://schemas.openxmlformats.org/drawingml/2006/picture">
             <wp:extent cx="5040000" cy="2263304"/>
-            <wp:docPr id="6" name="Picture 6"/>
+            <wp:docPr id="8" name="Picture 8"/>
             <wp:cNvGraphicFramePr>
               <a:graphicFrameLocks noChangeAspect="1"/>
             </wp:cNvGraphicFramePr>
@@ -7657,7 +8077,7 @@
                     <pic:cNvPicPr/>
                   </pic:nvPicPr>
                   <pic:blipFill>
-                    <a:blip r:embed="rId15"/>
+                    <a:blip r:embed="rId17"/>
                     <a:stretch>
                       <a:fillRect/>
                     </a:stretch>
@@ -7687,7 +8107,7 @@
           <w:b w:val="0"/>
           <w:sz w:val="21"/>
         </w:rPr>
-        <w:t>图 6  整个烘干过程的温度与水分浓度剖面</w:t>
+        <w:t>图 8  整个烘干过程的温度与水分浓度剖面</w:t>
       </w:r>
     </w:p>
     <w:p>
@@ -7981,7 +8401,7 @@
           <w:b w:val="0"/>
           <w:sz w:val="24"/>
         </w:rPr>
-        <w:t>（2）自适应时间步长。采用步长加倍法做误差控制：以 60 s 为基准宏观步长，逐步长内用变子步长积分并估计误差，误差超限则减半、偏低则加倍。预热期瞬变段自动细分至约 2 s 子步，恒温干燥段放大到 300 s，兼顾精度与效率（图 8）。</w:t>
+        <w:t>（2）自适应时间步长。采用步长加倍法做误差控制：以 60 s 为基准宏观步长，逐步长内用变子步长积分并估计误差，误差超限则减半、偏低则加倍。预热期瞬变段自动细分至约 2 s 子步，恒温干燥段放大到 300 s，兼顾精度与效率（图 10）。</w:t>
       </w:r>
     </w:p>
     <w:p>
@@ -8059,7 +8479,7 @@
           <w:b w:val="0"/>
           <w:sz w:val="24"/>
         </w:rPr>
-        <w:t xml:space="preserve"> = 205771.8 s = 57.16 h（按分钟向上取整的保守口径为 57.17 h，即 57 h 10 min）。每隔 6 h 的水分浓度见表 5，剖面与干燥前沿见图 7、图 9。</w:t>
+        <w:t xml:space="preserve"> = 205771.8 s = 57.16 h（按分钟向上取整的保守口径为 57.17 h，即 57 h 10 min）。每隔 6 h 的水分浓度见表 5，剖面与干燥前沿见图 9、图 11。</w:t>
       </w:r>
     </w:p>
     <w:p>
@@ -9426,7 +9846,7 @@
         <w:drawing>
           <wp:inline xmlns:a="http://schemas.openxmlformats.org/drawingml/2006/main" xmlns:pic="http://schemas.openxmlformats.org/drawingml/2006/picture">
             <wp:extent cx="5040000" cy="1537119"/>
-            <wp:docPr id="7" name="Picture 7"/>
+            <wp:docPr id="9" name="Picture 9"/>
             <wp:cNvGraphicFramePr>
               <a:graphicFrameLocks noChangeAspect="1"/>
             </wp:cNvGraphicFramePr>
@@ -9438,7 +9858,7 @@
                     <pic:cNvPicPr/>
                   </pic:nvPicPr>
                   <pic:blipFill>
-                    <a:blip r:embed="rId16"/>
+                    <a:blip r:embed="rId18"/>
                     <a:stretch>
                       <a:fillRect/>
                     </a:stretch>
@@ -9468,7 +9888,7 @@
           <w:b w:val="0"/>
           <w:sz w:val="21"/>
         </w:rPr>
-        <w:t>图 7  烘干全过程的水分浓度剖面与特征位置时程</w:t>
+        <w:t>图 9  烘干全过程的水分浓度剖面与特征位置时程</w:t>
       </w:r>
     </w:p>
     <w:p>
@@ -9480,7 +9900,7 @@
         <w:drawing>
           <wp:inline xmlns:a="http://schemas.openxmlformats.org/drawingml/2006/main" xmlns:pic="http://schemas.openxmlformats.org/drawingml/2006/picture">
             <wp:extent cx="5040000" cy="1758447"/>
-            <wp:docPr id="8" name="Picture 8"/>
+            <wp:docPr id="10" name="Picture 10"/>
             <wp:cNvGraphicFramePr>
               <a:graphicFrameLocks noChangeAspect="1"/>
             </wp:cNvGraphicFramePr>
@@ -9492,7 +9912,7 @@
                     <pic:cNvPicPr/>
                   </pic:nvPicPr>
                   <pic:blipFill>
-                    <a:blip r:embed="rId17"/>
+                    <a:blip r:embed="rId19"/>
                     <a:stretch>
                       <a:fillRect/>
                     </a:stretch>
@@ -9522,7 +9942,7 @@
           <w:b w:val="0"/>
           <w:sz w:val="21"/>
         </w:rPr>
-        <w:t>图 8  干燥前沿随时间的推进</w:t>
+        <w:t>图 10  干燥前沿随时间的推进</w:t>
       </w:r>
     </w:p>
     <w:p>
@@ -9534,7 +9954,7 @@
         <w:drawing>
           <wp:inline xmlns:a="http://schemas.openxmlformats.org/drawingml/2006/main" xmlns:pic="http://schemas.openxmlformats.org/drawingml/2006/picture">
             <wp:extent cx="5040000" cy="1444938"/>
-            <wp:docPr id="9" name="Picture 9"/>
+            <wp:docPr id="11" name="Picture 11"/>
             <wp:cNvGraphicFramePr>
               <a:graphicFrameLocks noChangeAspect="1"/>
             </wp:cNvGraphicFramePr>
@@ -9546,7 +9966,7 @@
                     <pic:cNvPicPr/>
                   </pic:nvPicPr>
                   <pic:blipFill>
-                    <a:blip r:embed="rId18"/>
+                    <a:blip r:embed="rId20"/>
                     <a:stretch>
                       <a:fillRect/>
                     </a:stretch>
@@ -9576,7 +9996,7 @@
           <w:b w:val="0"/>
           <w:sz w:val="21"/>
         </w:rPr>
-        <w:t>图 9  自适应时间步长与误差控制</w:t>
+        <w:t>图 11  自适应时间步长与误差控制</w:t>
       </w:r>
     </w:p>
     <w:p>
@@ -9591,7 +10011,7 @@
           <w:b w:val="0"/>
           <w:sz w:val="24"/>
         </w:rPr>
-        <w:t>由图 8 可知，水分浓度等值线（干燥前沿）由表面向内部逐步推进，中心是最后达标的位置；表 5 中 57.17 h 时中心水分浓度恰降至 0.1500，各处均已低于 0.15，满足烘干要求。</w:t>
+        <w:t>由图 10 可知，水分浓度等值线（干燥前沿）由表面向内部逐步推进，中心是最后达标的位置；表 5 中 57.17 h 时中心水分浓度恰降至 0.1500，各处均已低于 0.15，满足烘干要求。</w:t>
       </w:r>
     </w:p>
     <w:p>
@@ -10393,7 +10813,7 @@
           <w:b w:val="0"/>
           <w:sz w:val="24"/>
         </w:rPr>
-        <w:t xml:space="preserve"> = 188610 s = 52.39 h（按分钟向上取整的保守口径为 52.40 h）。每隔 6 h 的水分浓度见表 6，半径收缩、移动边界剖面与时程见图 10~12。</w:t>
+        <w:t xml:space="preserve"> = 188610 s = 52.39 h（按分钟向上取整的保守口径为 52.40 h）。每隔 6 h 的水分浓度见表 6，半径收缩、移动边界剖面与时程见图 12~14。</w:t>
       </w:r>
     </w:p>
     <w:p>
@@ -11657,7 +12077,7 @@
         <w:drawing>
           <wp:inline xmlns:a="http://schemas.openxmlformats.org/drawingml/2006/main" xmlns:pic="http://schemas.openxmlformats.org/drawingml/2006/picture">
             <wp:extent cx="5040000" cy="1651809"/>
-            <wp:docPr id="10" name="Picture 10"/>
+            <wp:docPr id="12" name="Picture 12"/>
             <wp:cNvGraphicFramePr>
               <a:graphicFrameLocks noChangeAspect="1"/>
             </wp:cNvGraphicFramePr>
@@ -11669,7 +12089,7 @@
                     <pic:cNvPicPr/>
                   </pic:nvPicPr>
                   <pic:blipFill>
-                    <a:blip r:embed="rId19"/>
+                    <a:blip r:embed="rId21"/>
                     <a:stretch>
                       <a:fillRect/>
                     </a:stretch>
@@ -11699,7 +12119,7 @@
           <w:b w:val="0"/>
           <w:sz w:val="21"/>
         </w:rPr>
-        <w:t>图 10  附件 2 收缩半径 R(t) 及其中心差分数值微分</w:t>
+        <w:t>图 12  附件 2 收缩半径 R(t) 及其中心差分数值微分</w:t>
       </w:r>
     </w:p>
     <w:p>
@@ -11711,7 +12131,7 @@
         <w:drawing>
           <wp:inline xmlns:a="http://schemas.openxmlformats.org/drawingml/2006/main" xmlns:pic="http://schemas.openxmlformats.org/drawingml/2006/picture">
             <wp:extent cx="5040000" cy="1757525"/>
-            <wp:docPr id="11" name="Picture 11"/>
+            <wp:docPr id="13" name="Picture 13"/>
             <wp:cNvGraphicFramePr>
               <a:graphicFrameLocks noChangeAspect="1"/>
             </wp:cNvGraphicFramePr>
@@ -11723,7 +12143,7 @@
                     <pic:cNvPicPr/>
                   </pic:nvPicPr>
                   <pic:blipFill>
-                    <a:blip r:embed="rId20"/>
+                    <a:blip r:embed="rId22"/>
                     <a:stretch>
                       <a:fillRect/>
                     </a:stretch>
@@ -11753,7 +12173,7 @@
           <w:b w:val="0"/>
           <w:sz w:val="21"/>
         </w:rPr>
-        <w:t>图 11  移动边界下的物理坐标剖面与归一化坐标剖面</w:t>
+        <w:t>图 13  移动边界下的物理坐标剖面与归一化坐标剖面</w:t>
       </w:r>
     </w:p>
     <w:p>
@@ -11765,7 +12185,7 @@
         <w:drawing>
           <wp:inline xmlns:a="http://schemas.openxmlformats.org/drawingml/2006/main" xmlns:pic="http://schemas.openxmlformats.org/drawingml/2006/picture">
             <wp:extent cx="5040000" cy="1755684"/>
-            <wp:docPr id="12" name="Picture 12"/>
+            <wp:docPr id="14" name="Picture 14"/>
             <wp:cNvGraphicFramePr>
               <a:graphicFrameLocks noChangeAspect="1"/>
             </wp:cNvGraphicFramePr>
@@ -11777,7 +12197,7 @@
                     <pic:cNvPicPr/>
                   </pic:nvPicPr>
                   <pic:blipFill>
-                    <a:blip r:embed="rId21"/>
+                    <a:blip r:embed="rId23"/>
                     <a:stretch>
                       <a:fillRect/>
                     </a:stretch>
@@ -11807,7 +12227,7 @@
           <w:b w:val="0"/>
           <w:sz w:val="21"/>
         </w:rPr>
-        <w:t>图 12  特征位置水分浓度时程与收缩效应对比</w:t>
+        <w:t>图 14  特征位置水分浓度时程与收缩效应对比</w:t>
       </w:r>
     </w:p>
     <w:p>
@@ -11822,7 +12242,7 @@
           <w:b w:val="0"/>
           <w:sz w:val="24"/>
         </w:rPr>
-        <w:t>由图 10 可知，收缩集中在前约 24 h，此后半径稳定在约 1.198 cm；图 11 中物理坐标剖面的右端随收缩内移，归一化坐标下边界恒在 E = 1、剖面因对流项被整体抬升（浓缩效应）。收缩对烘干时长的影响显著：有收缩时 t</w:t>
+        <w:t>由图 12 可知，收缩集中在前约 24 h，此后半径稳定在约 1.198 cm；图 13 中物理坐标剖面的右端随收缩内移，归一化坐标下边界恒在 E = 1、剖面因对流项被整体抬升（浓缩效应）。收缩对烘干时长的影响显著：有收缩时 t</w:t>
       </w:r>
       <w:r>
         <w:rPr>
@@ -11902,7 +12322,7 @@
           <w:b w:val="0"/>
           <w:sz w:val="24"/>
         </w:rPr>
-        <w:t xml:space="preserve"> 依次为 52.37、52.38、52.40、52.40 h，N ≥ 400 已收敛；时间方向 Δt = 120、60、30 s 均给出 52.39~52.40 h，结论与步长无关（图 13）。</w:t>
+        <w:t xml:space="preserve"> 依次为 52.37、52.38、52.40、52.40 h，N ≥ 400 已收敛；时间方向 Δt = 120、60、30 s 均给出 52.39~52.40 h，结论与步长无关（图 15）。</w:t>
       </w:r>
     </w:p>
     <w:p>
@@ -12027,7 +12447,7 @@
         <w:drawing>
           <wp:inline xmlns:a="http://schemas.openxmlformats.org/drawingml/2006/main" xmlns:pic="http://schemas.openxmlformats.org/drawingml/2006/picture">
             <wp:extent cx="5040000" cy="1745421"/>
-            <wp:docPr id="13" name="Picture 13"/>
+            <wp:docPr id="15" name="Picture 15"/>
             <wp:cNvGraphicFramePr>
               <a:graphicFrameLocks noChangeAspect="1"/>
             </wp:cNvGraphicFramePr>
@@ -12039,7 +12459,7 @@
                     <pic:cNvPicPr/>
                   </pic:nvPicPr>
                   <pic:blipFill>
-                    <a:blip r:embed="rId22"/>
+                    <a:blip r:embed="rId24"/>
                     <a:stretch>
                       <a:fillRect/>
                     </a:stretch>
@@ -12069,7 +12489,7 @@
           <w:b w:val="0"/>
           <w:sz w:val="21"/>
         </w:rPr>
-        <w:t>图 13  问题四的空间收敛、对流项符号检验与烘干时长对比</w:t>
+        <w:t>图 15  问题四的空间收敛、对流项符号检验与烘干时长对比</w:t>
       </w:r>
     </w:p>
     <w:p>
